--- a/data/employees/EMP076/AST-EMP076-03.docx
+++ b/data/employees/EMP076/AST-EMP076-03.docx
@@ -7,10 +7,7 @@
         <w:pStyle w:val="Heading1"/>
       </w:pPr>
       <w:r>
-        <w:rPr>
-          <w:sz w:val="36"/>
-        </w:rPr>
-        <w:t>Design specification - EMP076</w:t>
+        <w:t>Ast Emp076 03 - EMP076</w:t>
       </w:r>
     </w:p>
     <w:p>
@@ -18,130 +15,32 @@
         <w:pStyle w:val="Heading2"/>
       </w:pPr>
       <w:r>
-        <w:t>Document Metadata</w:t>
-      </w:r>
-    </w:p>
-    <w:tbl>
-      <w:tblPr>
-        <w:tblStyle w:val="TableGrid"/>
-        <w:tblW w:type="auto" w:w="0"/>
-        <w:tblLook w:firstColumn="1" w:firstRow="1" w:lastColumn="0" w:lastRow="0" w:noHBand="0" w:noVBand="1" w:val="04A0"/>
-      </w:tblPr>
-      <w:tblGrid>
-        <w:gridCol w:w="4320"/>
-        <w:gridCol w:w="4320"/>
-      </w:tblGrid>
-      <w:tr>
-        <w:tc>
-          <w:tcPr>
-            <w:tcW w:type="dxa" w:w="4320"/>
-          </w:tcPr>
-          <w:p>
-            <w:r>
-              <w:t>Author</w:t>
-            </w:r>
-          </w:p>
-        </w:tc>
-        <w:tc>
-          <w:tcPr>
-            <w:tcW w:type="dxa" w:w="4320"/>
-          </w:tcPr>
-          <w:p>
-            <w:r>
-              <w:t>Avery Wilson</w:t>
-            </w:r>
-          </w:p>
-        </w:tc>
-      </w:tr>
-      <w:tr>
-        <w:tc>
-          <w:tcPr>
-            <w:tcW w:type="dxa" w:w="4320"/>
-          </w:tcPr>
-          <w:p>
-            <w:r>
-              <w:t>Role / Department</w:t>
-            </w:r>
-          </w:p>
-        </w:tc>
-        <w:tc>
-          <w:tcPr>
-            <w:tcW w:type="dxa" w:w="4320"/>
-          </w:tcPr>
-          <w:p>
-            <w:r>
-              <w:t>Analyst | Finance</w:t>
-            </w:r>
-          </w:p>
-        </w:tc>
-      </w:tr>
-      <w:tr>
-        <w:tc>
-          <w:tcPr>
-            <w:tcW w:type="dxa" w:w="4320"/>
-          </w:tcPr>
-          <w:p>
-            <w:r>
-              <w:t>Location</w:t>
-            </w:r>
-          </w:p>
-        </w:tc>
-        <w:tc>
-          <w:tcPr>
-            <w:tcW w:type="dxa" w:w="4320"/>
-          </w:tcPr>
-          <w:p>
-            <w:r>
-              <w:t>Austin</w:t>
-            </w:r>
-          </w:p>
-        </w:tc>
-      </w:tr>
-      <w:tr>
-        <w:tc>
-          <w:tcPr>
-            <w:tcW w:type="dxa" w:w="4320"/>
-          </w:tcPr>
-          <w:p>
-            <w:r>
-              <w:t>Last Modified</w:t>
-            </w:r>
-          </w:p>
-        </w:tc>
-        <w:tc>
-          <w:tcPr>
-            <w:tcW w:type="dxa" w:w="4320"/>
-          </w:tcPr>
-          <w:p>
-            <w:r>
-              <w:t>2025-03-21</w:t>
-            </w:r>
-          </w:p>
-        </w:tc>
-      </w:tr>
-    </w:tbl>
-    <w:p/>
-    <w:p>
-      <w:pPr>
-        <w:pStyle w:val="Heading2"/>
-      </w:pPr>
-      <w:r>
-        <w:t>Specification</w:t>
+        <w:t>Page 1</w:t>
       </w:r>
     </w:p>
     <w:p>
       <w:r>
-        <w:t>Design Specification: Automated P&amp;L Reporting Module</w:t>
+        <w:t>Section 1: Automation backlog refinement. EMP076 contributes to ast emp076 03 through recurring collaboration, clear ownership boundaries, and measurable outcomes. The team captures decisions, open issues, and handoffs so that knowledge remains discoverable for future programs.</w:t>
       </w:r>
     </w:p>
     <w:p>
       <w:r>
-        <w:t>Version: 3.0</w:t>
+        <w:t>Section 2: Fabric semantic model planning. EMP076 contributes to ast emp076 03 through recurring collaboration, clear ownership boundaries, and measurable outcomes. The team captures decisions, open issues, and handoffs so that knowledge remains discoverable for future programs.</w:t>
       </w:r>
     </w:p>
     <w:p>
       <w:r>
-        <w:t>This specification details the design of the automated profit and loss reporting pipeline. Source data is extracted from the ERP system nightly. Transformations are applied in the Fabric dataflow and results published to the Power BI semantic model by 06:00 daily.</w:t>
+        <w:t>Section 3: Knowledge transfer and onboarding. EMP076 contributes to ast emp076 03 through recurring collaboration, clear ownership boundaries, and measurable outcomes. The team captures decisions, open issues, and handoffs so that knowledge remains discoverable for future programs.</w:t>
+      </w:r>
+    </w:p>
+    <w:p>
+      <w:r>
+        <w:t>Section 4: Operational risk review. EMP076 contributes to ast emp076 03 through recurring collaboration, clear ownership boundaries, and measurable outcomes. The team captures decisions, open issues, and handoffs so that knowledge remains discoverable for future programs.</w:t>
+      </w:r>
+    </w:p>
+    <w:p>
+      <w:r>
+        <w:br w:type="page"/>
       </w:r>
     </w:p>
     <w:p>
@@ -149,12 +48,60 @@
         <w:pStyle w:val="Heading2"/>
       </w:pPr>
       <w:r>
-        <w:t>Author Competencies</w:t>
+        <w:t>Page 2</w:t>
       </w:r>
     </w:p>
     <w:p>
       <w:r>
-        <w:t>Fabric, Power BI, Kusto, Azure AI</w:t>
+        <w:t>Section 1: Data quality remediation. EMP076 contributes to ast emp076 03 through recurring collaboration, clear ownership boundaries, and measurable outcomes. The team captures decisions, open issues, and handoffs so that knowledge remains discoverable for future programs.</w:t>
+      </w:r>
+    </w:p>
+    <w:p>
+      <w:r>
+        <w:t>Section 2: Operational risk review. EMP076 contributes to ast emp076 03 through recurring collaboration, clear ownership boundaries, and measurable outcomes. The team captures decisions, open issues, and handoffs so that knowledge remains discoverable for future programs.</w:t>
+      </w:r>
+    </w:p>
+    <w:p>
+      <w:r>
+        <w:t>Section 3: Fabric semantic model planning. EMP076 contributes to ast emp076 03 through recurring collaboration, clear ownership boundaries, and measurable outcomes. The team captures decisions, open issues, and handoffs so that knowledge remains discoverable for future programs.</w:t>
+      </w:r>
+    </w:p>
+    <w:p>
+      <w:r>
+        <w:t>Section 4: Automation backlog refinement. EMP076 contributes to ast emp076 03 through recurring collaboration, clear ownership boundaries, and measurable outcomes. The team captures decisions, open issues, and handoffs so that knowledge remains discoverable for future programs.</w:t>
+      </w:r>
+    </w:p>
+    <w:p>
+      <w:r>
+        <w:br w:type="page"/>
+      </w:r>
+    </w:p>
+    <w:p>
+      <w:pPr>
+        <w:pStyle w:val="Heading2"/>
+      </w:pPr>
+      <w:r>
+        <w:t>Page 3</w:t>
+      </w:r>
+    </w:p>
+    <w:p>
+      <w:r>
+        <w:t>Section 1: Knowledge transfer and onboarding. EMP076 contributes to ast emp076 03 through recurring collaboration, clear ownership boundaries, and measurable outcomes. The team captures decisions, open issues, and handoffs so that knowledge remains discoverable for future programs.</w:t>
+      </w:r>
+    </w:p>
+    <w:p>
+      <w:r>
+        <w:t>Section 2: Operational risk review. EMP076 contributes to ast emp076 03 through recurring collaboration, clear ownership boundaries, and measurable outcomes. The team captures decisions, open issues, and handoffs so that knowledge remains discoverable for future programs.</w:t>
+      </w:r>
+    </w:p>
+    <w:p>
+      <w:r>
+        <w:t>Section 3: Quarterly delivery milestones. EMP076 contributes to ast emp076 03 through recurring collaboration, clear ownership boundaries, and measurable outcomes. The team captures decisions, open issues, and handoffs so that knowledge remains discoverable for future programs.</w:t>
+      </w:r>
+    </w:p>
+    <w:p>
+      <w:r>
+        <w:t>Section 4: Customer escalation analysis. EMP076 contributes to ast emp076 03 through recurring collaboration, clear ownership boundaries, and measurable outcomes. The team captures decisions, open issues, and handoffs so that knowledge remains discoverable for future programs.</w:t>
       </w:r>
     </w:p>
     <w:sectPr>
